--- a/diplom/04_глава_2.docx
+++ b/diplom/04_глава_2.docx
@@ -174,7 +174,7 @@
     </w:p>
     <w:p>
       <w:r>
-        <w:t>Для малого предприятия показатель окупаемости важен прежде всего как характеристика скорости высвобождения капитала и уровня ликвидного риска. Чем длиннее срок окупаемости, тем дольше предприятие находится в зоне повышенной чувствительности к внешним отклонениям. В условиях нестабильной экономики России 2026 года (ключевая ставка Банка России на уровне 21%) инвесторы требуют минимизации сроков окупаемости (в идеале до 2–3 лет), чтобы нивелировать долгосрочные геополитические и макроэкономические риски.</w:t>
+        <w:t>Для малого предприятия показатель окупаемости важен прежде всего как характеристика скорости высвобождения капитала и уровня ликвидного риска. Чем длиннее срок окупаемости, тем дольше предприятие находится в зоне повышенной чувствительности к внешним отклонениям. В условиях нестабильной экономики России 2026 года (ключевая ставка Банка России на уровне 16%) инвесторы требуют минимизации сроков окупаемости (в идеале до 2–3 лет), чтобы нивелировать долгосрочные геополитические и макроэкономические риски.</w:t>
       </w:r>
     </w:p>
     <w:p>
@@ -204,7 +204,7 @@
     </w:p>
     <w:p>
       <w:r>
-        <w:t>Ставка дисконтирования (r) является важнейшей переменной, определяющей результаты оценки эффективности проекта. Для малого предприятия без привлечения заёмного капитала ставка дисконтирования определяется кумулятивным методом: безрисковая ставка (доходность ОФЗ или ключевая ставка Банка России) плюс премии за страновой, отраслевой риски и риск неликвидности малого бизнеса. В условиях 2026 года при ключевой ставке 21% годовых и дополнительной премии за размер бизнеса (3–5%), ставка дисконтирования для проектов малого предпринимательства может достигать 24–26%. Однако при использовании программ льготного финансирования (лизинг под 6–8%, гранты) средневзвешенная стоимость капитала существенно снижается, что повышает расчётную привлекательность проекта.</w:t>
+        <w:t>Ставка дисконтирования (r) является важнейшей переменной, определяющей результаты оценки эффективности проекта. Для малого предприятия без привлечения заёмного капитала ставка дисконтирования определяется кумулятивным методом: безрисковая ставка (доходность ОФЗ или ключевая ставка Банка России) плюс премии за страновой, отраслевой риски и риск неликвидности малого бизнеса. В условиях 2026 года при ключевой ставке 16% годовых и дополнительной премии за размер бизнеса (3–5%), ставка дисконтирования для проектов малого предпринимательства может достигать 24–26%. Однако при использовании программ льготного финансирования (лизинг под 6–8%, гранты) средневзвешенная стоимость капитала существенно снижается, что повышает расчётную привлекательность проекта.</w:t>
       </w:r>
     </w:p>
     <w:p>
